--- a/example_articles/countries/Multiple/6.countries_Multiple_Other_publisher.docx
+++ b/example_articles/countries/Multiple/6.countries_Multiple_Other_publisher.docx
@@ -29,17 +29,17 @@
     </w:p>
     <w:p>
       <w:r>
-        <w:t>Source File: Other publishers/Files (500) (31).DOCX</w:t>
+        <w:t>Source file: Other publishers/Files (500) (31).DOCX</w:t>
       </w:r>
     </w:p>
     <w:p>
       <w:r>
-        <w:t>Raw locations result: ['Germany', 'England', 'Canada', 'United States']</w:t>
+        <w:t>Raw locations result, 'locations': ['Germany', 'England', 'Canada', 'United States']</w:t>
       </w:r>
     </w:p>
     <w:p>
       <w:r>
-        <w:t>countries_stand_flat (Standardized): Multiple</w:t>
+        <w:t>Standardized locations result, 'countries_stand_flat': Multiple</w:t>
       </w:r>
     </w:p>
     <w:p>

--- a/example_articles/countries/Multiple/6.countries_Multiple_Other_publisher.docx
+++ b/example_articles/countries/Multiple/6.countries_Multiple_Other_publisher.docx
@@ -7,9 +7,7 @@
         <w:pStyle w:val="Heading1"/>
       </w:pPr>
       <w:r>
-        <w:t>New gains by a new Wellstone;</w:t>
-        <w:br/>
-        <w:t xml:space="preserve"> 'Mellow now,' he emerges as a force to be reckoned with - Correction Appended</w:t>
+        <w:t>VIVA ZAPATA! THE SPIRIT OF EMILIANO ZAPATA, "ONE OF THE PUREST, IF NOT THE PUREST, OF THE REVOLUTIONARIES OF MEXICO," IS ALIVE IN THE CURRENT INSURRECTION THERE. HE WAS A TOUGH BUT QUIET MAN WHO SOMETIMES SEEMED CLOSE TO TEARS.</w:t>
       </w:r>
     </w:p>
     <w:p>
@@ -19,22 +17,22 @@
     </w:p>
     <w:p>
       <w:r>
-        <w:t>Date: 1993-01-12</w:t>
+        <w:t>Date: 1994-01-09</w:t>
       </w:r>
     </w:p>
     <w:p>
       <w:r>
-        <w:t>Section: News; Pg. 1A</w:t>
+        <w:t>Section: FEATURES STYLE; Pg. P01</w:t>
       </w:r>
     </w:p>
     <w:p>
       <w:r>
-        <w:t>Source file: Other publishers/Files (500) (31).DOCX</w:t>
+        <w:t>Source file: Other publishers/Files (500) (30).DOCX</w:t>
       </w:r>
     </w:p>
     <w:p>
       <w:r>
-        <w:t>Raw locations result, 'locations': ['Germany', 'England', 'Canada', 'United States']</w:t>
+        <w:t>Raw locations result, 'locations': ['Mexico (state of Morelos)', 'Mexico (state of Chiapas)']</w:t>
       </w:r>
     </w:p>
     <w:p>
@@ -51,151 +49,87 @@
     </w:p>
     <w:p>
       <w:r>
-        <w:t>Love him or hate him - and many Minnesotans feel that strongly - Paul Wellstone is emerging as a force to be reckoned with.</w:t>
+        <w:t>Emiliano Zapata. Who was he?</w:t>
         <w:br/>
-        <w:t xml:space="preserve"> Two years ago, this career protester barged into Washington flouting all the rules. But he has slowly begun to abide by Senate canon and decorum, and now is building solid relations with key colleagues and finding some success in influencing federal policy.</w:t>
+        <w:t>He was never Mexico's president. In fact, he never held a national office. The title "general," by which people called him, was a revolutionary title, not a title he'd earned in the federal army.</w:t>
         <w:br/>
-        <w:t xml:space="preserve"> What's more, this once solitary figure, designated by the left-leaning magazine Mother Jones as "the first 1960s radical to be elected to the U.S. Senate," has some company. The traditionally liberal Nation magazine last month noted with satisfaction that "rabble-rouser" Wellstone has been joined by at least four other "progressives."</w:t>
+        <w:t>He was scorned by his country's ruling elite for lacking the soft airs and charm of the "educated" and moneyed class. He was dismissed as "Indian," although he came from a working-class mestizo family.</w:t>
         <w:br/>
-        <w:t>Back home in Minnesota, aware that his upset of Rudy Boschwitz in 1990 was viewed as a fluke, Wellstone never stopped campaigning.  He has been on a nonstop mission to convince citizens that his system-rattling politics are in their interest, or, failing that, to get them to at least like him as a person.</w:t>
+        <w:t>And he died by the gun.</w:t>
         <w:br/>
-        <w:t xml:space="preserve"> Meanwhile, he has made all the right moves to consolidate his position as the leader of the DFL Party, which controls the legislative branch and most of the elected offices in the state. Already, he is arguably the most influential politician in the state; Minnesota's other top officeholders, Sen. Dave Durenberger and Gov. Arne Carlson, are much more isolated and hold no similar prestige or power within their Independent-Republican Party.</w:t>
+        <w:t>But Zapata is still invoked by the Mexican people, 75 years after his death.</w:t>
         <w:br/>
-        <w:t xml:space="preserve"> Although Wellstone objects to any suggestion that he's a political boss, his power within the party has been greatly enhanced by the creation of the Wellstone Alliance, a potent organizing machine that already has demonstrated its clout. It proved critical in the come-from-behind victory of Rep. Dave Minge in November and in several legislative races.</w:t>
+        <w:t>Guerrillas calling themselves the Zapatista National Liberation Army have been staging an insurrection in the southern Mexican state of Chiapas since New Year's Day. They say they want to direct international attention to the plight of Mexican Indians, and to their concerns that the price of corn, a staple crop, may plummet in Mexico as a result of the North American Free Trade Agreement.</w:t>
         <w:br/>
-        <w:t xml:space="preserve"> Wellstone's progress, after a disastrous first few months in early 1991, has been a three-front battle. He's fought to control his own energy, passionate idealism and sensitive ego. He's struggled to accomplish something in the Senate without selling out. And he's tried to keep in contact with his liberal-labor coalition in Minnesota while winning over other Minnesotans.</w:t>
+        <w:t>And so the insurrectionists turn to Zapata as to a sort of national saint - the patron saint of pure motives in a conspicuously impure world.</w:t>
         <w:br/>
-        <w:t>The battle within</w:t>
+        <w:t>This is far from the first time since he died in 1919 that Zapata's name has been appropriated by rebels, activists and protesters in Mexico. His portrait in chaps and spurs - not the portraits of moneyed landowners of his day, with their starch and monocles - has adorned the banners of populist movements for seven decades.</w:t>
         <w:br/>
-        <w:t>Wellstone says he has a New Year's resolution for 1993. He's really going to try not to go ballistic the next time he's criticized by the media or anyone else. "If I disagree with a particular story, even if it's profoundly unfair, I'm just not going to get too excited about it," he said.</w:t>
+        <w:t>Who was he? He was a rebel, part Indian and part Spanish. He was a small- town man. And he was loyal to the cause of returning farmland to peasants. He was smart. And he was betrayed.</w:t>
         <w:br/>
-        <w:t xml:space="preserve"> "I'm mellow now," he said, playfully, and not very convincingly.</w:t>
+        <w:t>Photographs, in their gray, dusty way, show Zapata to be a slight, dark- skinned man with piercing dark eyes, a handlebar mustache, somewhat overglamorous clothes and somewhat unruly hair.</w:t>
         <w:br/>
-        <w:t xml:space="preserve"> Wellstone's biggest problem right now - and it's hardly a crisis situation - involves the scuttlebutt that he's something of a brat.  There are stories told of tantrums and tirades, directed at staff members, journalists or colleagues. He's developing a reputation among many insiders for thin skin, a short temper and intolerance of criticism.  At the same time, Wellstone is always seeking media coverage, and he tends to bristle when he doesn't get enough coverage or if he takes a hard shot.</w:t>
+        <w:t>But his life has taken on a legendary quality in Mexico, much as George Washington's personality in the United States has been subsumed into snippets of morality tales.</w:t>
         <w:br/>
-        <w:t xml:space="preserve"> Wellstone acknowledges that a little bit of this criticism is fair, but he says that much of it is exaggerated or isn't true at all and that all of it is related to the intensity and passion and idealism that got him where he is today. And some of it, Wellstone contends, comes from the interests he threatens, including those within his own party. "If you take on power, you have to expect that it's going to be used against you," he said.</w:t>
+        <w:t>For example, John Womack Jr. of Harvard, a Zapata biographer, recounts a story about him that may or may not be apocryphal, but which echoes the spirit of Washington and the cherry tree. As a 9-year-old, Zapata saw his father weep in frustration when a rich local landowner took over his village's orchard. And so Zapata promised his father that someday he would get the land back.</w:t>
         <w:br/>
-        <w:t xml:space="preserve"> Wellstone's style continues to grate on some Minnesotans. His arm-waving, shouting, gyrating performance on election night struck many TV watchers as unsenatorial and self-righteous. Still others felt that Wellstone was taking credit for the victory of a presidential candidate whose message and style were significantly different from his own.</w:t>
+        <w:t>"The myth is (that) he's one of the purest, if not the purest, of the revolutionaries of Mexico," said Mexican historian John Benjamin of Central Michigan University, who specializes in the state of Chiapas.</w:t>
         <w:br/>
-        <w:t xml:space="preserve"> Wellstone is aware of these unfavorable reactions and offers an explanation. "I am an emotive politician, I have a lot of passion. And I always have a problem with television. It's a cool medium and it's something I have to keep working at." He noted that many of the people in his audience that night were young people who had worked on his campaign and that the victory of Bill Clinton and other Democrats, for which he worked very hard, opened up "enormous possibilities for progressives that simply didn't exist before."</w:t>
+        <w:t>Added historian John Tutino of Georgetown University: "In Mexico, figures are first defeated - usually executed - and then turned into icons. And this was what happened to Zapata. He was turned into an icon by precisely the regime that killed him."</w:t>
         <w:br/>
-        <w:t xml:space="preserve"> Unlike many in the nation's capitol, Wellstone lives the politics that he talks. For 20 years Wellstone was working picket lines and organizing poor people, farmers and environmentalists in one cause after another. His political strength is drawn from thousands of activists who know him that way and see his image quite differently.</w:t>
+        <w:t>The record of Zapata's birth has been lost, but he was born around 1880, in Anenecuilco in Morelos, south of Mexico City. With its population of about 400, Anenecuilco was a community that had existed, working the land, for seven centuries.</w:t>
         <w:br/>
-        <w:t>The battle on the Hill</w:t>
+        <w:t>"In country terms . . . he was not a poor man," Womack says in Zapata and the Mexican Revolution. The biographer describes him as a small, quiet man who possessed "the rare plain qualities of unambitious courage and dogged, abiding integrity . . ."</w:t>
         <w:br/>
-        <w:t>In his first months in the Senate, Wellstone created a stir in a committee hearing by insisting on reading a statement over the objections of the chairman of the Energy Committee. People shifted in their seats, coughed and looked uncomfortable as Wellstone detailed his opposition to the chairman's bill and its accommodations to oil companies. Some senators began to snicker. The experienced Washingtonians in that room knew that you cross the chairman, Sen. Bennett Johnston, D-La., at your peril.</w:t>
+        <w:t>"Sometimes, though he was as tough as nails and no one fooled with him, he did look near tears," Womack goes on. "A quiet man, he drank less than most of the other men in the village, and got quieter when he did." That quiet control is the characteristic Mexican historians remark about first when they speak of Zapata.</w:t>
         <w:br/>
-        <w:t xml:space="preserve"> Some of Wellstone's friends were worried, said Don Hellmann, chief lobbyist for the Wilderness Society. "We knew that here was a senator who gave a commitment to help us on our priorities and, right off the bat, the chairman was upset with him."</w:t>
+        <w:t>He was barely 30 when he set off his first rebellion - inserting it, almost, into the chaos roiling throughout his state. As the country south of Mexico City continued to develop, the peasants there watched helplessly as hacienda owners seized and fenced their farms; this was particularly true for the village of Anenecuilco, whose fields were appropriated by a hacienda called Hospital.</w:t>
         <w:br/>
-        <w:t xml:space="preserve"> Two years later, Hellmann worries no more. Wellstone, he said, has established himself as an effective environmentalist. At a cost, of course. Wellstone's relations with Johnston were so poor until recently that Wellstone at one point believed he had to look for another committee assignment. Another senior Democratic senator was so annoyed with Wellstone that he refused to recognize him during a party caucus.</w:t>
+        <w:t>"Of the hundred pueblos in the state . . . there was probably not one that was not involved in a freshly embittered legal dispute with a neighboring hacienda," according to Womack.</w:t>
         <w:br/>
-        <w:t xml:space="preserve"> But Wellstone's relations with his colleague are improving. And he has begun to learn to work the levers of power. In October, he and Sen. Herb Kohl, D-Wis., blocked passage of a bill that would have opened up Glacier Bay National Park for commercial fishing.  Earlier, Wellstone was one of five senators who led the way in blocking a bill permitting oil drilling on fragile arctic land.</w:t>
+        <w:t>But there was only one pueblo where Zapata was elected president of the council of elders. He went out into the fields with 80 armed men. He announced that the land belonged to his village - and that his village would farm it. That was his first act of open rebellion.</w:t>
         <w:br/>
-        <w:t xml:space="preserve"> Such accomplishments would have been inconceivable two years ago, when Wellstone became the butt of jokes for his bombastic opposition to the popular Persian Gulf War (he chased an irritated President Bush around a White House reception to tell him his views and predicted in shrill voice elsewhere that the war would result in "world disorder.")</w:t>
+        <w:t>By March 1911, the still angry Zapata was able to foment his first insurrection in the nearby Villa de Ayala. His men disarmed the local police and called the townspeople to the town square, exhorting them to join the new movement. By the next day, 70 men were heading south along the Cuautla River, and Zapata's movement was underway.</w:t>
         <w:br/>
-        <w:t xml:space="preserve"> That foray sent Wellstone's approval rating in a Star Tribune/WCCO-TV Minnesota Poll to a rock-bottom 35 percent, and Washingtonian magazine's highly subjective poll of Senate staffers in 1991 rated him among the worst in the Senate.</w:t>
+        <w:t>At times, thousands of men rode for Zapata. At times, honest national officials sided with him. But there was no real peace for the man himself until he was killed eight years later.</w:t>
         <w:br/>
-        <w:t xml:space="preserve"> At the end of 1991, things got worse when a New York Times article quoted Wellstone's top campaign adviser as saying that Wellstone was obsessed with his news clippings and quoted his former chief of staff as saying that the senator seemed "lost . . . desperately trying to find himself."</w:t>
+        <w:t>Throughout that time, he remained fixed in a single cause - to return appropriated land to the peasants. His plan, which set up a federal agency to oversee the redistribution, was called "the Plan of Ayala." If Zapata had any limitation, it was that he was too regional, some historians contend.</w:t>
         <w:br/>
-        <w:t xml:space="preserve"> Wellstone turned things around because he is doggedly persistent and personable.</w:t>
+        <w:t>Benjamin and Tutino believe that Zapata could have taken over all of Mexico. Certainly, at one point, he and his fellow revolutionary, Pancho Villa, were virtually holding the reins of power in Mexico City, where ceremonies were held in Zapata's honor at the National Palace. But Zapata refused to attend those ceremonies. Villa went home north and he went home south. At the time, they thought that they had been successful, and their work was completed. It was not.</w:t>
         <w:br/>
-        <w:t xml:space="preserve"> To become effective on the inside, Wellstone did three crucial things: He established friendships with key Democrats; he mastered Senate procedure; he moderated some of his behavior. All in all, he compromised, a little.</w:t>
+        <w:t>Womack paints this wistful picture of the revolutionary, sitting at a train station in the national capital, talking to a newspaper reporter, waiting to return to his Morelos:</w:t>
         <w:br/>
-        <w:t xml:space="preserve"> Wellstone established a friendship with Majority Leader George Mitchell, D-Maine. But Wellstone also can be seen conversing on the Senate floor with Wendell Ford, D-Ky., who fervently represents tobacco interests.  Wellstone also counts among his friends Jake Garn, the archconservative Utah Republican.</w:t>
+        <w:t>"It can't be said of me that I went off to the battlefields under the</w:t>
         <w:br/>
-        <w:t xml:space="preserve"> Overall, Wellstone staffers say their boss has learned to evaluate the impact of any statement or action before undertaking it. He hired as legislative director Mike Epstein, a former aide to Sen. Edward Kennedy who advises Wellstone on how far he can go in pursuing a legislative goal and what the consequences might be.</w:t>
+        <w:t>pressure of poverty. I've got some land and a stable . . . which I earned through long years of honest work and not through political campaigns, and which produce enough for me and my family to live on comfortably. . . .</w:t>
         <w:br/>
-        <w:t xml:space="preserve"> In his first days in Washington, Wellstone said he "despised" Sen. Jesse Helms, the right-wing North Carolina Republican. Today, Wellstone will not vilify Helms or any other senator, accepting one of the basic tenets of the Senate code. He now says that he despised Helms' views - not his person.</w:t>
+        <w:t>"Now I'm going to work at discharging the men who helped me, so I can . . . go back to farming my fields. For the only thing I wanted when I went into the revolution was to defeat the dictatorial regime, and this has been accomplished."</w:t>
         <w:br/>
-        <w:t xml:space="preserve"> Strangely, more than one Senate insider has suggested that Wellstone's style in the Senate may be closest to that of Helms.  Like Helms, Wellstone has established cordial relations with key members of his own party. Both are known as men who fight hard on principle and use Senate procedure, politely, to their advantage.</w:t>
+        <w:t>Zapata went home to Morelos, where his love of the land, and the people, had been bred into him.</w:t>
         <w:br/>
-        <w:t xml:space="preserve"> In 1991, Wellstone threatened to use the filibuster when he felt his colleagues were not sufficiently ready to fight an amendment by Helms that Wellstone believed would have undermined the 1964 Civil Rights Act.  Some Democrats were ready to compromise, but Wellstone felt that no compromise was in order and wanted a floor vote. He threatened a one-man filibuster - a favored technique of Helms and civil-rights opponents - if necessary. The vote was never called because, for other reasons, Helms dropped the proposal.</w:t>
+        <w:t>He was the ninth of 10 children, four of whom survived to adulthood. The family lived in a solid stone and adobe house, Womack says. He also points out that Zapata was not illiterate, as enemies depicted him.</w:t>
         <w:br/>
-        <w:t xml:space="preserve"> But, judged by his own priorities two years ago, how has Wellstone fared?</w:t>
+        <w:t>"Neither (Emiliano Zapata) nor his older brother, Eufemio, had ever worked as day laborers on the haciendas, and both had inherited a little land and some livestock when ther parents died," Womack says.</w:t>
         <w:br/>
-        <w:t xml:space="preserve"> Before coming to Washington, he pledged to fight for national health insurance, tougher environmental protection and energy conservation laws and campaign finance reform. He can claim an effect in these areas in his first two years, but he also has to admit to shortcomings, particularly on campaign reform.</w:t>
+        <w:t>When Zapata was about 32, he married Josefa Espejo, whom he'd been courting since before the revolution; she was one of several daughters of an Ayala livestock dealer. By then, Zapata already had at least one child with another woman, "and no doubt assumed," Womack says patronizingly, "that he would have many more by many women he cared about." He had four children with Josefa.</w:t>
         <w:br/>
-        <w:t xml:space="preserve"> Wellstone last year reintroduced a bill setting up a Canadian-style health system, in which the government acts as a giant insurance agency paying the bills for all citizens. The idea, popular among liberals in the 1970s, would nationalize the health insurance industry, but not any other parts of the medical field.</w:t>
+        <w:t>Zapata may have wanted to get out of politics - and gunfire - but he never could. The day he and Josefa married, he was still friendly with Mexico's president. But his wedding celebration stopped with the news that Zapata's mortal enemy, Brig. Gen. Victoriano Huerto, had entered Morelos with 1,000 men.</w:t>
         <w:br/>
-        <w:t xml:space="preserve"> The Canadian-style system isn't expected to succeed, at least in the near future, because Clinton favors an approach more acceptable to insurance interests.  But Wellstone has played the role of broadening the debate in Washington, and he did manage to pass an amendment that would allow states to experiment with the Canadian approach.</w:t>
+        <w:t>By the time his fighting days ended, many of Zapata's allies and friends had been worn down, or made crazy, by constant fighting. His brother and fellow rebel, Eufemio, had been killed in a revenge slaying. Another lifelong friend had been executed for treason.</w:t>
         <w:br/>
-        <w:t xml:space="preserve"> The reaction by outside activists is typical of what Wellstone sometimes hears from fellow progressives frustrated with the pace of change in Washington.</w:t>
+        <w:t>And Zapata himself was later described this way by a young man who served under him: "His normally taciturn character had become dark, crabbed, irascible, somewhat neurasthenic, to the point that even the men of his escort feared him when he called them."</w:t>
         <w:br/>
-        <w:t xml:space="preserve"> "I found it difficult to see his amendment as such an important thing," said Dr. David Himmelstein, a Harvard professor and cofounder of Physicians for a National Health Plan.</w:t>
+        <w:t>Zapata was ambushed by Mexican soldiers in a meeting he himself had arranged with a federal cavalry officer named Col. Jesus Guajardo, on April 10, 1919, just about 35 miles from the village of Ayala - where he had first stepped into the fight. He was on his way to dinner.</w:t>
         <w:br/>
-        <w:t xml:space="preserve"> Himmelstein believes in a more aggressive approach and sometimes criticizes Wellstone for cooperating with those advocating plans that he believes will not yield meaningful reform.  "But I'm not inside the Senate and that's a very difficult position to be in. I won't stand in judgment," Himmelstein said.</w:t>
+        <w:t>"Three times the bugle sounded the honor call; and as the last note died away, as the general-in-chief reached the threshold of the door . . . at point blank, without giving him time even to draw his pistols, the soldiers who were presenting arms fired two volleys. . . ." So said a witness, according to Womack. "The surprise was terrible. . . ."</w:t>
         <w:br/>
-        <w:t xml:space="preserve"> Wellstone's record on energy and the environment showed more clear progress.  In addition to the protection of Alaska wilderness that so irritated Johnston and the oil interests, Wellstone wrote amendments to halt construction of a nuclear reactor and to review current energy subsidies.  The energy industry did not get what it wanted in last year's massive energy bill, but environmentalists were also disappointed that the bill did not move dramatically toward renewable resources or conservation.</w:t>
+        <w:t>*</w:t>
         <w:br/>
-        <w:t xml:space="preserve"> For Minnesotans who saw Wellstone lead the charge in 1990 against the corruption of politics by money, his follow-through has thus far been a disappointment, although he promises real action this year.</w:t>
+        <w:t>Last week, the Mexican government acknowledged that it had known the Zapatista National Liberation Army had been operating in Chiapas since May - but the "backwardness" of the region and a history of mistreatment of the Indians had led officials to keep silent about the guerrillas.</w:t>
         <w:br/>
-        <w:t xml:space="preserve"> In early 1991, the Working Group on Electoral Democracy was thrilled to be contacted by Wellstone about the possibility of a bill that reformers could rally around.  While their plan to offer public financing of campaigns had little chance of Senate passage, Wellstone's bill would push the limits of the debate, something Wellstone set as a goal for himself.</w:t>
+        <w:t>Meanwhile, the Mexican army said it had regained control over the region through air attacks on rebels south of San Cristobal de las Casas. Soldiers were guarding the city's plaza and blocking major highways.</w:t>
         <w:br/>
-        <w:t xml:space="preserve"> But Wellstone dropped the ball, and for a time his reform-hungry allies were steamed. He did it in late May 1991 at the end of a campaign reform speech so stirring that it brought praise from both Republicans and Democrats.  With lines that could have been uttered by Jimmy Stewart in "Mr. Smith Goes to Washington," Wellstone blasted "auction-block democracy" that caused the American people to feel that the Capitol "belongs to people with big bucks."</w:t>
-        <w:br/>
-        <w:t xml:space="preserve"> But after this ringing speech, Wellstone announced that he would support one of the mainstream Democratic Party bills, a measure that met few of the goals of the reform group that Wellstone had met with and offered support to.</w:t>
-        <w:br/>
-        <w:t xml:space="preserve"> "We were disappointed," said Randy Kehler, a member of the reform group. Kehler said he believed that Wellstone dropped the reform bill out of a desire to go along with his colleagues and that none of the reformers - including Wellstone - had realized how difficult it would be to draft a bill.</w:t>
-        <w:br/>
-        <w:t xml:space="preserve"> Wellstone maintains that campaign finance reform remains a priority and that now, when there is a real chance of passing a bill, he will be ready with a proposal.</w:t>
-        <w:br/>
-        <w:t xml:space="preserve"> But even after all his railing against the money in Washington and the unholy power of lobbyists, Wellstone went out and got some from them. A fund-raiser in late 1991 at a tony French restaurant netted him $ 55,000 from political action committees (PACs). Now, for the time being at least, Wellstone will accept no contribution of more than $ 100, and none from PACs.</w:t>
-        <w:br/>
-        <w:t xml:space="preserve"> Wellstone entered the Senate imagining that the most powerful forces he faced were those of money and corporate influence. He found, instead, that the most powerful forces in the Senate are human relationships.  "So much of the Senate is personal relationships, and that's a form of pressure. . . . If you like people, you almost want to help them," Wellstone said.</w:t>
-        <w:br/>
-        <w:t xml:space="preserve"> At the end of the last session, when Wellstone put a hold on a bill to permit oil drilling in Alaska's Glacier Bay, he was surrounded by hostile Democratic senators concerned about the deadlock Wellstone's move had created at the end of the session. He refused to budge - and ultimately won the day.</w:t>
-        <w:br/>
-        <w:t xml:space="preserve"> "I think he's doing all right," said Kentucky's Ford, asked to assess Wellstone's status after two years. He said that other senators "do get a little frustrated now and then" about Wellstone's tactics. "Paul has made it inconvenient sometimes." But, Ford said, senators are getting used to Wellstone's insistence on a roll-call vote on all major spending measures.</w:t>
-        <w:br/>
-        <w:t>The battle in the state</w:t>
-        <w:br/>
-        <w:t>One afternoon last month, Wellstone dropped in on a meeting of Minnesota's medical establishment that was trying to sort out how the state's landmark health-care bill should work.  He wore, as usual, a clean but decidedly casual long-sleeve shirt, open at the collar, no tie and a high school letter jacket (Class of 1991, Northfield, obviously belonging to his son Mark).</w:t>
-        <w:br/>
-        <w:t xml:space="preserve"> Among all these insurance executives, doctors and hospital administrators, Wellstone alone was dressed informally.  After listening for half an hour, Wellstone got up and gave a half-hour presentation on his health-care reform work, outlined how his plan differed from theirs and promised to keep everyone informed about developments in Washington.  Most in the group sat with arms folded and were obviously unimpressed.</w:t>
-        <w:br/>
-        <w:t xml:space="preserve"> Wellstone is keenly aware that a lot of Minnesotans, especially the most affluent and influential, don't like him.  "Somebody once told me in Washington that I generated stronger emotions, pro and con, than anyone they had recently seen.  That bothers me to no end . . . not just all the letters to the editor, not just the issues, but the people that hate me to death."</w:t>
-        <w:br/>
-        <w:t xml:space="preserve"> His solution: "I'm just very determined to meet as many people as I can. I feel if I can touch and be touched by people, figuratively, then I will do really well."</w:t>
-        <w:br/>
-        <w:t xml:space="preserve"> That explains why Wellstone leads a frenetic schedule back home, scheduling every conceivable kind of public appearance, from town meetings to Rotary Club lunches, Senate hearings, sporting events and regular call-ins to radio stations across the state.  He has moved his residence from Apple Valley to a condominium in the Commodore Hotel in St. Paul, just a couple of miles away from his state headquarters in an office building in the Midway area. In both Washington and in St. Paul, Wellstone lives just minutes from his office.</w:t>
-        <w:br/>
-        <w:t xml:space="preserve"> Meanwhile, Wellstone's wife, Sheila, now that all three Wellstone children are grown, has been carving out a full-time cause for herself as an advocate in the battle against family violence. She is a fine speaker in her own right, with a low-key style that contrasts sharply with her husband's.</w:t>
-        <w:br/>
-        <w:t xml:space="preserve"> Dakota County Sheriff Don Gudmundson said Sheila Wellstone has become a front-rank player in the cause. "She has the gift of instant rapport with people, all people, victims, even perpetrators," Gudmundson said.</w:t>
-        <w:br/>
-        <w:t xml:space="preserve"> Wellstone's unceasing person-to-person campaign appears to be working, if slowly.  The "Impeach Wellstone" bumper stickers have mostly disappeared, and polls last year showed that about half of Minnesotans approved of his job performance, up from a third during the Gulf War.</w:t>
-        <w:br/>
-        <w:t xml:space="preserve"> And perhaps of more importance, he retains the fierce loyalty of most DFL activists and of the coalition that put him in office - union members, peace and justice advocates, environmentalists, leaders of minority groups and others.</w:t>
-        <w:br/>
-        <w:t xml:space="preserve"> Wellstone took criticism last month from Rep. Tim Penny, a DFL moderate, who said that the Wellstone Alliance's activities could lead the party too far to the left and potentially create a division within the party.  But Sarah Lewerenz, a DFL national committee member, said Penny's remarks bombed with the rank and file. "The vast majority of [DFLers] are much more comfortable with Wellstone than with Penny," she said.</w:t>
-        <w:br/>
-        <w:t xml:space="preserve"> Similarly, DFL Chairman Todd Otis strongly defended Wellstone's organization, calling it a "reinforcing and reinvigorating" agent for the party.  Otis said that more-centrist Democrats are welcome to form their own grass-roots organization to help build the party.</w:t>
-        <w:br/>
-        <w:t xml:space="preserve"> Some observers say the Wellstone Alliance, which is concentrating its efforts on turning out large numbers of progressive voters in the precinct caucuses, will continue to grow in influence.</w:t>
-        <w:br/>
-        <w:t xml:space="preserve"> Bob Meek, a media consultant and veteran DFL activist, said he believes Wellstone is "perfectly matched to the spirit of the times. Everybody who hates politicians generally likes Wellstone." Meek said that Wellstone may be best situated among DFL politicians to win support among the "up for grabs" electorate who have no allegiance to either party.</w:t>
-        <w:br/>
-        <w:t xml:space="preserve"> On his home turf - labor halls, rallies for various causes, working-class cafes - Wellstone often gets a hero's welcome. At the State Fair, people line up for blocks to shake his hand, hug him, tease him about his height or tacky clothing, and treat him in general less deferentially than most other politicians.</w:t>
-        <w:br/>
-        <w:t xml:space="preserve"> Wellstone constantly prowls coffee shops and goes looking for minimum-wage employees wherever he visits, as he did in the campaign, something that sets him apart from other politicians.  Few politicians in recent times, even in Minnesota, have identified so clearly with the nonelite.  Wellstone says he tries to reach out and touch business groups and various interests who are not natural allies, but his distance from them is obvious. And this proletarian image does irritate those who want him to act more like the success that he is.</w:t>
-        <w:br/>
-        <w:t xml:space="preserve"> Wellstone claims to represent all Minnesotans and often tells the story about a man in St. Paul who approached him outside a restaurant there.  "This man reached his hand out and said, 'Senator, I didn't vote for you,' and I waited, and he said, 'But now you're my senator and I wish you well.' " That moment convinced Wellstone that he had to broaden his contacts and try to represent the entire state.</w:t>
-        <w:br/>
-        <w:t xml:space="preserve"> He insists that business groups are always surprised to find common ground with him - for instance, that he is on the small-business committee and favors new incentives for capital formation and technology development.</w:t>
-        <w:br/>
-        <w:t xml:space="preserve"> But when it comes right down to it, there's no doubt about which side Wellstone is on:</w:t>
-        <w:br/>
-        <w:t xml:space="preserve"> "I do think that populist politics sends a signal to people who have a lot of economic clout and who therefore have a lot of political clout . . . that I am threatening.  My politics has been based on the feeling that too few people have too much wealth, power and say in the United States and too many people have been left out of the loop.</w:t>
-        <w:br/>
-        <w:t xml:space="preserve"> "I feel that way and I never said I was representing people at the top.  I'll do my best to do well for everyone, but my heart and soul will be with the people who have been left out, and I happen to believe they make up the vast majority."</w:t>
-        <w:br/>
-        <w:t>Correction</w:t>
-        <w:br/>
-        <w:br/>
-        <w:t>Don Gudmundson was incorrectly identified as the Dakota County sheriff in an article on Page 12A Sunday. He is Lakeville police chief.</w:t>
-        <w:br/>
-        <w:br/>
-        <w:t>Correction-Date: January 12, 1993</w:t>
+        <w:t>The latter-day Zapatistas were reported to be continuing their retreat, up into the mountains.</w:t>
         <w:br/>
         <w:br/>
         <w:t>Graphic</w:t>
@@ -203,7 +137,22 @@
         <w:br/>
         <w:t xml:space="preserve"> </w:t>
         <w:br/>
-        <w:t>Photograph</w:t>
+        <w:t>PHOTO;</w:t>
+        <w:br/>
+        <w:br/>
+        <w:t>PHOTO (4)</w:t>
+        <w:br/>
+        <w:t>1. Emiliano Zapata was a small-town man devoted to returning land to the</w:t>
+        <w:br/>
+        <w:t>peasants. (SENORA Y.C. DE CASASOLA)</w:t>
+        <w:br/>
+        <w:t>2. In 1914, Zapata (seated, center) awaited a meeting with fellow</w:t>
+        <w:br/>
+        <w:t>revolutionary Pancho Villa at Mexico City's National Palace.</w:t>
+        <w:br/>
+        <w:t>3. Marlon Brando portrayed the rebel in the 1952 film "Viva Zapata!"</w:t>
+        <w:br/>
+        <w:t>4. Zapata's life has become legend in Mexico.</w:t>
       </w:r>
     </w:p>
     <w:sectPr>

--- a/example_articles/countries/Multiple/6.countries_Multiple_Other_publisher.docx
+++ b/example_articles/countries/Multiple/6.countries_Multiple_Other_publisher.docx
@@ -7,7 +7,7 @@
         <w:pStyle w:val="Heading1"/>
       </w:pPr>
       <w:r>
-        <w:t>VIVA ZAPATA! THE SPIRIT OF EMILIANO ZAPATA, "ONE OF THE PUREST, IF NOT THE PUREST, OF THE REVOLUTIONARIES OF MEXICO," IS ALIVE IN THE CURRENT INSURRECTION THERE. HE WAS A TOUGH BUT QUIET MAN WHO SOMETIMES SEEMED CLOSE TO TEARS.</w:t>
+        <w:t>'IN DARKNESS' DELVES INTO SUBTERRANEAN TALE</w:t>
       </w:r>
     </w:p>
     <w:p>
@@ -17,22 +17,22 @@
     </w:p>
     <w:p>
       <w:r>
-        <w:t>Date: 1994-01-09</w:t>
+        <w:t>Date: 2012-04-20</w:t>
       </w:r>
     </w:p>
     <w:p>
       <w:r>
-        <w:t>Section: FEATURES STYLE; Pg. P01</w:t>
+        <w:t>Section: ARTS &amp; ENTERTAINMENT; MOVIE REVIEW; Pg. C-1</w:t>
       </w:r>
     </w:p>
     <w:p>
       <w:r>
-        <w:t>Source file: Other publishers/Files (500) (30).DOCX</w:t>
+        <w:t>Source file: Other publishers/Files (500) (19).DOCX</w:t>
       </w:r>
     </w:p>
     <w:p>
       <w:r>
-        <w:t>Raw locations result, 'locations': ['Mexico (state of Morelos)', 'Mexico (state of Chiapas)']</w:t>
+        <w:t>Raw locations result, 'locations': ['Poland', 'Ukraine']</w:t>
       </w:r>
     </w:p>
     <w:p>
@@ -49,87 +49,53 @@
     </w:p>
     <w:p>
       <w:r>
-        <w:t>Emiliano Zapata. Who was he?</w:t>
+        <w:t>Anne Frank's Secret Annex in Amsterdam was luxurious compared to the Chigar family's hiding place in Lvov. Comparisons of relative degrees of horror during the Holocaust -- "Which was worse, the Dutch or Polish experience?" -- are odious but inevitable on viewing Agnieszka Holland's "In Darkness."</w:t>
         <w:br/>
-        <w:t>He was never Mexico's president. In fact, he never held a national office. The title "general," by which people called him, was a revolutionary title, not a title he'd earned in the federal army.</w:t>
+        <w:t>This ultimate upstairs/downstairs nightmare is based on the true story of Leopold Socha, a lowlife type in more ways than one: He's a sewer worker in 1943 Nazi-occupied Poland, where survival depends on bribes, extortion and theft. To supplement a meager income, he and his simple-minded pal Szczepek burglarize the homes of dispossessed Jews and stash their loot in his underground lair: the sewers beneath the Jewish ghetto.</w:t>
         <w:br/>
-        <w:t>He was scorned by his country's ruling elite for lacking the soft airs and charm of the "educated" and moneyed class. He was dismissed as "Indian," although he came from a working-class mestizo family.</w:t>
+        <w:t>Nobody knows that subterranean maze better than Socha, and no one could be more surprised to find it penetrated by desperate Jewish refugees from above. The Warsaw and Lvov ghettos are being systematically wiped out, their occupants killed or shipped to death camps, and the few escapees are hunted on all sides -- not just by the Germans but by Polish and Ukrainian bounty hunters.</w:t>
         <w:br/>
-        <w:t>And he died by the gun.</w:t>
+        <w:t>The Nazis pay a 500-zloty reward for each refugee turned in. If local gentiles can take advantage of the Jewish liquidation and make a little cash from their misery, why not? "It's our duty," says Socha's friend Bortnik, a Ukrainian officer-collaborator.</w:t>
         <w:br/>
-        <w:t>But Zapata is still invoked by the Mexican people, 75 years after his death.</w:t>
+        <w:t>Not everyone agrees. "Those poor people," says Socha's good wife, Wanda. "The Jews crucified Christ," says Socha. "Jesus was a Jew," she replies. Dumb Szczepek is stunned: "Is it really true -- Jesus was a Jew?"</w:t>
         <w:br/>
-        <w:t>Guerrillas calling themselves the Zapatista National Liberation Army have been staging an insurrection in the southern Mexican state of Chiapas since New Year's Day. They say they want to direct international attention to the plight of Mexican Indians, and to their concerns that the price of corn, a staple crop, may plummet in Mexico as a result of the North American Free Trade Agreement.</w:t>
+        <w:t>The theological issue goes from theory to practice when the once-affluent Chigar family stumbles -- literally falls -- into Socha's rat-infested domain. The crafty Pole has two choices: Cash them in right away for the bounties, or charge them that amount for refuge there now -- with plans to extract more in the future.</w:t>
         <w:br/>
-        <w:t>And so the insurrectionists turn to Zapata as to a sort of national saint - the patron saint of pure motives in a conspicuously impure world.</w:t>
+        <w:t>He chooses the more lucrative course and calculated risk: Discovery means certain death for him as well as them. Compounding the deal, more desperate refugees show up. "I didn't promise to save every Jew in Lvov!" Socha complains.</w:t>
         <w:br/>
-        <w:t>This is far from the first time since he died in 1919 that Zapata's name has been appropriated by rebels, activists and protesters in Mexico. His portrait in chaps and spurs - not the portraits of moneyed landowners of his day, with their starch and monocles - has adorned the banners of populist movements for seven decades.</w:t>
+        <w:t>The 10 or 12 "lucky" ones, including two children and a secretly pregnant woman, would spend the next 14 months in the underground labyrinth's unfathomable filth, stench, hunger and fear -- in preference to the even more unfathomable reality of efficient genocide going on up above.</w:t>
         <w:br/>
-        <w:t>Who was he? He was a rebel, part Indian and part Spanish. He was a small- town man. And he was loyal to the cause of returning farmland to peasants. He was smart. And he was betrayed.</w:t>
+        <w:t>Brilliant, original Polish director Agnieszka Holland first came to world attention with "Europa, Europa" (1990), a less brutal kind of Holocaust film -- likewise based on a true story -- in which a Jewish boy posing as a German orphan becomes a celebrated Hitler Youth member. Her subsequent films, including the beautiful "Olivier, Olivier" (1992), "The Secret Garden" (1993) and "Washington Square" (1997), have been consistently powerful and exquisitely crafted.</w:t>
         <w:br/>
-        <w:t>Photographs, in their gray, dusty way, show Zapata to be a slight, dark- skinned man with piercing dark eyes, a handlebar mustache, somewhat overglamorous clothes and somewhat unruly hair.</w:t>
+        <w:t>"In Darkness," based on Robert Marshall's book "In the Sewers of Lvov," was scripted by David Shamoon in English. But Ms. Holland insisted it be made in the languages of location -- Polish, German, Yiddish, Ukrainian and the working-class Balak dialect of Lvov -- to reflect the complex cultural mosaic of that tragic city, which the Poles call "Lwow" and which is now "Lviv" as part of Ukraine.</w:t>
         <w:br/>
-        <w:t>But his life has taken on a legendary quality in Mexico, much as George Washington's personality in the United States has been subsumed into snippets of morality tales.</w:t>
+        <w:t>The resulting film, one of this year's Oscar nominees for best foreign film, is harrowing from start to finish. Graphic depictions of atrocities -- sadistic shootings and humiliations in the streets -- are mercifully few, but the slaughter goes on (whether we see it or not) to the tune of German military band music. A sudden rainstorm can literally turn the refugees into drowned rats: Their haven is a potential death trap at any moment.</w:t>
         <w:br/>
-        <w:t>For example, John Womack Jr. of Harvard, a Zapata biographer, recounts a story about him that may or may not be apocryphal, but which echoes the spirit of Washington and the cherry tree. As a 9-year-old, Zapata saw his father weep in frustration when a rich local landowner took over his village's orchard. And so Zapata promised his father that someday he would get the land back.</w:t>
+        <w:t>Ms. Holland uses "Dido's Lament" by Purcell, with its wrenching "Remember me!" refrain, for the film's emotional peak. Her cinematography alternates a claustrophobic, hand-held camera with sophisticated dolly shots that move from below to above ground in seamless movement. The darkness is a metaphor for the Holocaust itself -- the individual and collective human capacity for hypocrisy, cruelty, depravity. Yet somehow there is hope, love and even sex in this dark hell, and Ms. Holland demands that we descend there, too, and see its condemned souls as real men and women -- not idealized victims -- with flawed characters and class conflicts in an insane situation that brings out the best and worst of human nature.</w:t>
         <w:br/>
-        <w:t>"The myth is (that) he's one of the purest, if not the purest, of the revolutionaries of Mexico," said Mexican historian John Benjamin of Central Michigan University, who specializes in the state of Chiapas.</w:t>
+        <w:t>So many excruciating Holocaust films ... why another?</w:t>
         <w:br/>
-        <w:t>Added historian John Tutino of Georgetown University: "In Mexico, figures are first defeated - usually executed - and then turned into icons. And this was what happened to Zapata. He was turned into an icon by precisely the regime that killed him."</w:t>
+        <w:t>"Because the main mystery hasn't yet been solved," says Ms. Holland. "How was this crime possible there? Or in Rwanda or Bosnia? Where was Man during this crisis? Where was God?"</w:t>
         <w:br/>
-        <w:t>The record of Zapata's birth has been lost, but he was born around 1880, in Anenecuilco in Morelos, south of Mexico City. With its population of about 400, Anenecuilco was a community that had existed, working the land, for seven centuries.</w:t>
+        <w:t>Thanks to her and to Robert Wieckiewicz's great performance, we at least know where Leopold Socha was -- a casual anti-Semitic opportunist, whose commercial enterprise gradually moved from greed to conscience. But always more human than heroic.</w:t>
         <w:br/>
-        <w:t>"In country terms . . . he was not a poor man," Womack says in Zapata and the Mexican Revolution. The biographer describes him as a small, quiet man who possessed "the rare plain qualities of unambitious courage and dogged, abiding integrity . . ."</w:t>
+        <w:t>The slight consolation is that thousands like him did the same. The terrible truth is that millions more did not. Lvov was one of the Final Solution's most "successful" venues: Of its prewar Jewish population of 150,000, less than 1,000 survived.</w:t>
         <w:br/>
-        <w:t>"Sometimes, though he was as tough as nails and no one fooled with him, he did look near tears," Womack goes on. "A quiet man, he drank less than most of the other men in the village, and got quieter when he did." That quiet control is the characteristic Mexican historians remark about first when they speak of Zapata.</w:t>
+        <w:t>Ms. Holland's dark film, which Christian educators should assign their mature students to see, reminds us that the question isn't WWJD -- "What would Jesus do?" -- it's what would you and I do, or have done?</w:t>
         <w:br/>
-        <w:t>He was barely 30 when he set off his first rebellion - inserting it, almost, into the chaos roiling throughout his state. As the country south of Mexico City continued to develop, the peasants there watched helplessly as hacienda owners seized and fenced their farms; this was particularly true for the village of Anenecuilco, whose fields were appropriated by a hacienda called Hospital.</w:t>
+        <w:t>'IN DARKNESS'</w:t>
         <w:br/>
-        <w:t>"Of the hundred pueblos in the state . . . there was probably not one that was not involved in a freshly embittered legal dispute with a neighboring hacienda," according to Womack.</w:t>
+        <w:t>Critic's Call: * * *</w:t>
         <w:br/>
-        <w:t>But there was only one pueblo where Zapata was elected president of the council of elders. He went out into the fields with 80 armed men. He announced that the land belonged to his village - and that his village would farm it. That was his first act of open rebellion.</w:t>
+        <w:t>Starring: Robert Wieckiewicz, Benno Furmann, Agnieszka Grochowska.</w:t>
         <w:br/>
-        <w:t>By March 1911, the still angry Zapata was able to foment his first insurrection in the nearby Villa de Ayala. His men disarmed the local police and called the townspeople to the town square, exhorting them to join the new movement. By the next day, 70 men were heading south along the Cuautla River, and Zapata's movement was underway.</w:t>
+        <w:t>Rating: R for violence, disturbing images, sexuality, nudity and language.</w:t>
         <w:br/>
-        <w:t>At times, thousands of men rode for Zapata. At times, honest national officials sided with him. But there was no real peace for the man himself until he was killed eight years later.</w:t>
         <w:br/>
-        <w:t>Throughout that time, he remained fixed in a single cause - to return appropriated land to the peasants. His plan, which set up a federal agency to oversee the redistribution, was called "the Plan of Ayala." If Zapata had any limitation, it was that he was too regional, some historians contend.</w:t>
+        <w:t>Notes</w:t>
         <w:br/>
-        <w:t>Benjamin and Tutino believe that Zapata could have taken over all of Mexico. Certainly, at one point, he and his fellow revolutionary, Pancho Villa, were virtually holding the reins of power in Mexico City, where ceremonies were held in Zapata's honor at the National Palace. But Zapata refused to attend those ceremonies. Villa went home north and he went home south. At the time, they thought that they had been successful, and their work was completed. It was not.</w:t>
         <w:br/>
-        <w:t>Womack paints this wistful picture of the revolutionary, sitting at a train station in the national capital, talking to a newspaper reporter, waiting to return to his Morelos:</w:t>
-        <w:br/>
-        <w:t>"It can't be said of me that I went off to the battlefields under the</w:t>
-        <w:br/>
-        <w:t>pressure of poverty. I've got some land and a stable . . . which I earned through long years of honest work and not through political campaigns, and which produce enough for me and my family to live on comfortably. . . .</w:t>
-        <w:br/>
-        <w:t>"Now I'm going to work at discharging the men who helped me, so I can . . . go back to farming my fields. For the only thing I wanted when I went into the revolution was to defeat the dictatorial regime, and this has been accomplished."</w:t>
-        <w:br/>
-        <w:t>Zapata went home to Morelos, where his love of the land, and the people, had been bred into him.</w:t>
-        <w:br/>
-        <w:t>He was the ninth of 10 children, four of whom survived to adulthood. The family lived in a solid stone and adobe house, Womack says. He also points out that Zapata was not illiterate, as enemies depicted him.</w:t>
-        <w:br/>
-        <w:t>"Neither (Emiliano Zapata) nor his older brother, Eufemio, had ever worked as day laborers on the haciendas, and both had inherited a little land and some livestock when ther parents died," Womack says.</w:t>
-        <w:br/>
-        <w:t>When Zapata was about 32, he married Josefa Espejo, whom he'd been courting since before the revolution; she was one of several daughters of an Ayala livestock dealer. By then, Zapata already had at least one child with another woman, "and no doubt assumed," Womack says patronizingly, "that he would have many more by many women he cared about." He had four children with Josefa.</w:t>
-        <w:br/>
-        <w:t>Zapata may have wanted to get out of politics - and gunfire - but he never could. The day he and Josefa married, he was still friendly with Mexico's president. But his wedding celebration stopped with the news that Zapata's mortal enemy, Brig. Gen. Victoriano Huerto, had entered Morelos with 1,000 men.</w:t>
-        <w:br/>
-        <w:t>By the time his fighting days ended, many of Zapata's allies and friends had been worn down, or made crazy, by constant fighting. His brother and fellow rebel, Eufemio, had been killed in a revenge slaying. Another lifelong friend had been executed for treason.</w:t>
-        <w:br/>
-        <w:t>And Zapata himself was later described this way by a young man who served under him: "His normally taciturn character had become dark, crabbed, irascible, somewhat neurasthenic, to the point that even the men of his escort feared him when he called them."</w:t>
-        <w:br/>
-        <w:t>Zapata was ambushed by Mexican soldiers in a meeting he himself had arranged with a federal cavalry officer named Col. Jesus Guajardo, on April 10, 1919, just about 35 miles from the village of Ayala - where he had first stepped into the fight. He was on his way to dinner.</w:t>
-        <w:br/>
-        <w:t>"Three times the bugle sounded the honor call; and as the last note died away, as the general-in-chief reached the threshold of the door . . . at point blank, without giving him time even to draw his pistols, the soldiers who were presenting arms fired two volleys. . . ." So said a witness, according to Womack. "The surprise was terrible. . . ."</w:t>
-        <w:br/>
-        <w:t>*</w:t>
-        <w:br/>
-        <w:t>Last week, the Mexican government acknowledged that it had known the Zapatista National Liberation Army had been operating in Chiapas since May - but the "backwardness" of the region and a history of mistreatment of the Indians had led officials to keep silent about the guerrillas.</w:t>
-        <w:br/>
-        <w:t>Meanwhile, the Mexican army said it had regained control over the region through air attacks on rebels south of San Cristobal de las Casas. Soldiers were guarding the city's plaza and blocking major highways.</w:t>
-        <w:br/>
-        <w:t>The latter-day Zapatistas were reported to be continuing their retreat, up into the mountains.</w:t>
+        <w:t>Post-Gazette film critic emeritus Barry Paris: parispg48@aol.com/</w:t>
         <w:br/>
         <w:br/>
         <w:t>Graphic</w:t>
@@ -137,22 +103,7 @@
         <w:br/>
         <w:t xml:space="preserve"> </w:t>
         <w:br/>
-        <w:t>PHOTO;</w:t>
-        <w:br/>
-        <w:br/>
-        <w:t>PHOTO (4)</w:t>
-        <w:br/>
-        <w:t>1. Emiliano Zapata was a small-town man devoted to returning land to the</w:t>
-        <w:br/>
-        <w:t>peasants. (SENORA Y.C. DE CASASOLA)</w:t>
-        <w:br/>
-        <w:t>2. In 1914, Zapata (seated, center) awaited a meeting with fellow</w:t>
-        <w:br/>
-        <w:t>revolutionary Pancho Villa at Mexico City's National Palace.</w:t>
-        <w:br/>
-        <w:t>3. Marlon Brando portrayed the rebel in the 1952 film "Viva Zapata!"</w:t>
-        <w:br/>
-        <w:t>4. Zapata's life has become legend in Mexico.</w:t>
+        <w:t>PHOTO: Agnieszka Holland -- Director creates another powerful film.</w:t>
       </w:r>
     </w:p>
     <w:sectPr>
